--- a/Lab2_PS36/Lab2_Sprint_Plan_and_Reflection.docx
+++ b/Lab2_PS36/Lab2_Sprint_Plan_and_Reflection.docx
@@ -108,7 +108,7 @@
           <w:sz w:val="18"/>
           <w:szCs w:val="18"/>
         </w:rPr>
-        <w:t xml:space="preserve">A diner can find a suitable table on the live floor plan, hold it, and browse the menu — with double booking made impossible.</w:t>
+        <w:t xml:space="preserve">A diner can see the live floor plan and hold a specific table for a chosen dining window.</w:t>
       </w:r>
     </w:p>
     <w:p>
@@ -126,7 +126,7 @@
           <w:sz w:val="17"/>
           <w:szCs w:val="17"/>
         </w:rPr>
-        <w:t xml:space="preserve">Duration: 1 week  •  Committed: 34 story points  •  Completed: 29  •  Carried over: 5 (Story 1.2)</w:t>
+        <w:t xml:space="preserve">Duration: 1 week  •  Committed: 18 story points  •  Completed: 13  •  Carried over: 5 (Story 1.2)</w:t>
       </w:r>
     </w:p>
     <w:tbl>
@@ -471,7 +471,7 @@
                 <w:sz w:val="17"/>
                 <w:szCs w:val="17"/>
               </w:rPr>
-              <w:t xml:space="preserve">High</w:t>
+              <w:t xml:space="preserve">Highest</w:t>
             </w:r>
           </w:p>
         </w:tc>
@@ -859,7 +859,7 @@
                 <w:sz w:val="17"/>
                 <w:szCs w:val="17"/>
               </w:rPr>
-              <w:t xml:space="preserve">High</w:t>
+              <w:t xml:space="preserve">Highest</w:t>
             </w:r>
           </w:p>
         </w:tc>
@@ -897,591 +897,6 @@
         <w:tc>
           <w:tcPr>
             <w:tcW w:type="dxa" w:w="2900"/>
-            <w:tcMar>
-              <w:top w:type="dxa" w:w="40"/>
-              <w:left w:type="dxa" w:w="70"/>
-              <w:bottom w:type="dxa" w:w="40"/>
-              <w:right w:type="dxa" w:w="70"/>
-            </w:tcMar>
-            <w:vAlign w:val="center"/>
-          </w:tcPr>
-          <w:p>
-            <w:pPr>
-              <w:spacing w:after="20" w:before="20"/>
-              <w:jc w:val="center"/>
-            </w:pPr>
-            <w:r>
-              <w:rPr>
-                <w:rFonts w:ascii="Calibri" w:cs="Calibri" w:eastAsia="Calibri" w:hAnsi="Calibri"/>
-                <w:b w:val="false"/>
-                <w:bCs w:val="false"/>
-                <w:i w:val="false"/>
-                <w:iCs w:val="false"/>
-                <w:color w:val="000000"/>
-                <w:sz w:val="17"/>
-                <w:szCs w:val="17"/>
-              </w:rPr>
-              <w:t xml:space="preserve">Done</w:t>
-            </w:r>
-          </w:p>
-        </w:tc>
-      </w:tr>
-      <w:tr>
-        <w:trPr>
-          <w:cantSplit/>
-        </w:trPr>
-        <w:tc>
-          <w:tcPr>
-            <w:tcW w:type="dxa" w:w="700"/>
-            <w:shd w:fill="F2F5FB" w:color="auto" w:val="clear"/>
-            <w:tcMar>
-              <w:top w:type="dxa" w:w="40"/>
-              <w:left w:type="dxa" w:w="70"/>
-              <w:bottom w:type="dxa" w:w="40"/>
-              <w:right w:type="dxa" w:w="70"/>
-            </w:tcMar>
-            <w:vAlign w:val="center"/>
-          </w:tcPr>
-          <w:p>
-            <w:pPr>
-              <w:spacing w:after="20" w:before="20"/>
-              <w:jc w:val="center"/>
-            </w:pPr>
-            <w:r>
-              <w:rPr>
-                <w:rFonts w:ascii="Calibri" w:cs="Calibri" w:eastAsia="Calibri" w:hAnsi="Calibri"/>
-                <w:b/>
-                <w:bCs/>
-                <w:i w:val="false"/>
-                <w:iCs w:val="false"/>
-                <w:color w:val="000000"/>
-                <w:sz w:val="17"/>
-                <w:szCs w:val="17"/>
-              </w:rPr>
-              <w:t xml:space="preserve">1.4</w:t>
-            </w:r>
-          </w:p>
-        </w:tc>
-        <w:tc>
-          <w:tcPr>
-            <w:tcW w:type="dxa" w:w="3800"/>
-            <w:shd w:fill="F2F5FB" w:color="auto" w:val="clear"/>
-            <w:tcMar>
-              <w:top w:type="dxa" w:w="40"/>
-              <w:left w:type="dxa" w:w="70"/>
-              <w:bottom w:type="dxa" w:w="40"/>
-              <w:right w:type="dxa" w:w="70"/>
-            </w:tcMar>
-            <w:vAlign w:val="center"/>
-          </w:tcPr>
-          <w:p>
-            <w:pPr>
-              <w:spacing w:after="20" w:before="20"/>
-              <w:jc w:val="left"/>
-            </w:pPr>
-            <w:r>
-              <w:rPr>
-                <w:rFonts w:ascii="Calibri" w:cs="Calibri" w:eastAsia="Calibri" w:hAnsi="Calibri"/>
-                <w:b w:val="false"/>
-                <w:bCs w:val="false"/>
-                <w:i w:val="false"/>
-                <w:iCs w:val="false"/>
-                <w:color w:val="000000"/>
-                <w:sz w:val="17"/>
-                <w:szCs w:val="17"/>
-              </w:rPr>
-              <w:t xml:space="preserve">Reject overlapping reservations</w:t>
-            </w:r>
-          </w:p>
-        </w:tc>
-        <w:tc>
-          <w:tcPr>
-            <w:tcW w:type="dxa" w:w="1100"/>
-            <w:shd w:fill="F2F5FB" w:color="auto" w:val="clear"/>
-            <w:tcMar>
-              <w:top w:type="dxa" w:w="40"/>
-              <w:left w:type="dxa" w:w="70"/>
-              <w:bottom w:type="dxa" w:w="40"/>
-              <w:right w:type="dxa" w:w="70"/>
-            </w:tcMar>
-            <w:vAlign w:val="center"/>
-          </w:tcPr>
-          <w:p>
-            <w:pPr>
-              <w:spacing w:after="20" w:before="20"/>
-              <w:jc w:val="center"/>
-            </w:pPr>
-            <w:r>
-              <w:rPr>
-                <w:rFonts w:ascii="Calibri" w:cs="Calibri" w:eastAsia="Calibri" w:hAnsi="Calibri"/>
-                <w:b w:val="false"/>
-                <w:bCs w:val="false"/>
-                <w:i w:val="false"/>
-                <w:iCs w:val="false"/>
-                <w:color w:val="000000"/>
-                <w:sz w:val="17"/>
-                <w:szCs w:val="17"/>
-              </w:rPr>
-              <w:t xml:space="preserve">Epic 1</w:t>
-            </w:r>
-          </w:p>
-        </w:tc>
-        <w:tc>
-          <w:tcPr>
-            <w:tcW w:type="dxa" w:w="1200"/>
-            <w:shd w:fill="F2F5FB" w:color="auto" w:val="clear"/>
-            <w:tcMar>
-              <w:top w:type="dxa" w:w="40"/>
-              <w:left w:type="dxa" w:w="70"/>
-              <w:bottom w:type="dxa" w:w="40"/>
-              <w:right w:type="dxa" w:w="70"/>
-            </w:tcMar>
-            <w:vAlign w:val="center"/>
-          </w:tcPr>
-          <w:p>
-            <w:pPr>
-              <w:spacing w:after="20" w:before="20"/>
-              <w:jc w:val="center"/>
-            </w:pPr>
-            <w:r>
-              <w:rPr>
-                <w:rFonts w:ascii="Calibri" w:cs="Calibri" w:eastAsia="Calibri" w:hAnsi="Calibri"/>
-                <w:b w:val="false"/>
-                <w:bCs w:val="false"/>
-                <w:i w:val="false"/>
-                <w:iCs w:val="false"/>
-                <w:color w:val="000000"/>
-                <w:sz w:val="17"/>
-                <w:szCs w:val="17"/>
-              </w:rPr>
-              <w:t xml:space="preserve">Highest</w:t>
-            </w:r>
-          </w:p>
-        </w:tc>
-        <w:tc>
-          <w:tcPr>
-            <w:tcW w:type="dxa" w:w="700"/>
-            <w:shd w:fill="F2F5FB" w:color="auto" w:val="clear"/>
-            <w:tcMar>
-              <w:top w:type="dxa" w:w="40"/>
-              <w:left w:type="dxa" w:w="70"/>
-              <w:bottom w:type="dxa" w:w="40"/>
-              <w:right w:type="dxa" w:w="70"/>
-            </w:tcMar>
-            <w:vAlign w:val="center"/>
-          </w:tcPr>
-          <w:p>
-            <w:pPr>
-              <w:spacing w:after="20" w:before="20"/>
-              <w:jc w:val="center"/>
-            </w:pPr>
-            <w:r>
-              <w:rPr>
-                <w:rFonts w:ascii="Calibri" w:cs="Calibri" w:eastAsia="Calibri" w:hAnsi="Calibri"/>
-                <w:b/>
-                <w:bCs/>
-                <w:i w:val="false"/>
-                <w:iCs w:val="false"/>
-                <w:color w:val="000000"/>
-                <w:sz w:val="17"/>
-                <w:szCs w:val="17"/>
-              </w:rPr>
-              <w:t xml:space="preserve">8</w:t>
-            </w:r>
-          </w:p>
-        </w:tc>
-        <w:tc>
-          <w:tcPr>
-            <w:tcW w:type="dxa" w:w="2900"/>
-            <w:shd w:fill="F2F5FB" w:color="auto" w:val="clear"/>
-            <w:tcMar>
-              <w:top w:type="dxa" w:w="40"/>
-              <w:left w:type="dxa" w:w="70"/>
-              <w:bottom w:type="dxa" w:w="40"/>
-              <w:right w:type="dxa" w:w="70"/>
-            </w:tcMar>
-            <w:vAlign w:val="center"/>
-          </w:tcPr>
-          <w:p>
-            <w:pPr>
-              <w:spacing w:after="20" w:before="20"/>
-              <w:jc w:val="center"/>
-            </w:pPr>
-            <w:r>
-              <w:rPr>
-                <w:rFonts w:ascii="Calibri" w:cs="Calibri" w:eastAsia="Calibri" w:hAnsi="Calibri"/>
-                <w:b w:val="false"/>
-                <w:bCs w:val="false"/>
-                <w:i w:val="false"/>
-                <w:iCs w:val="false"/>
-                <w:color w:val="000000"/>
-                <w:sz w:val="17"/>
-                <w:szCs w:val="17"/>
-              </w:rPr>
-              <w:t xml:space="preserve">Done</w:t>
-            </w:r>
-          </w:p>
-        </w:tc>
-      </w:tr>
-      <w:tr>
-        <w:trPr>
-          <w:cantSplit/>
-        </w:trPr>
-        <w:tc>
-          <w:tcPr>
-            <w:tcW w:type="dxa" w:w="700"/>
-            <w:tcMar>
-              <w:top w:type="dxa" w:w="40"/>
-              <w:left w:type="dxa" w:w="70"/>
-              <w:bottom w:type="dxa" w:w="40"/>
-              <w:right w:type="dxa" w:w="70"/>
-            </w:tcMar>
-            <w:vAlign w:val="center"/>
-          </w:tcPr>
-          <w:p>
-            <w:pPr>
-              <w:spacing w:after="20" w:before="20"/>
-              <w:jc w:val="center"/>
-            </w:pPr>
-            <w:r>
-              <w:rPr>
-                <w:rFonts w:ascii="Calibri" w:cs="Calibri" w:eastAsia="Calibri" w:hAnsi="Calibri"/>
-                <w:b/>
-                <w:bCs/>
-                <w:i w:val="false"/>
-                <w:iCs w:val="false"/>
-                <w:color w:val="000000"/>
-                <w:sz w:val="17"/>
-                <w:szCs w:val="17"/>
-              </w:rPr>
-              <w:t xml:space="preserve">2.1</w:t>
-            </w:r>
-          </w:p>
-        </w:tc>
-        <w:tc>
-          <w:tcPr>
-            <w:tcW w:type="dxa" w:w="3800"/>
-            <w:tcMar>
-              <w:top w:type="dxa" w:w="40"/>
-              <w:left w:type="dxa" w:w="70"/>
-              <w:bottom w:type="dxa" w:w="40"/>
-              <w:right w:type="dxa" w:w="70"/>
-            </w:tcMar>
-            <w:vAlign w:val="center"/>
-          </w:tcPr>
-          <w:p>
-            <w:pPr>
-              <w:spacing w:after="20" w:before="20"/>
-              <w:jc w:val="left"/>
-            </w:pPr>
-            <w:r>
-              <w:rPr>
-                <w:rFonts w:ascii="Calibri" w:cs="Calibri" w:eastAsia="Calibri" w:hAnsi="Calibri"/>
-                <w:b w:val="false"/>
-                <w:bCs w:val="false"/>
-                <w:i w:val="false"/>
-                <w:iCs w:val="false"/>
-                <w:color w:val="000000"/>
-                <w:sz w:val="17"/>
-                <w:szCs w:val="17"/>
-              </w:rPr>
-              <w:t xml:space="preserve">Browse the digital menu</w:t>
-            </w:r>
-          </w:p>
-        </w:tc>
-        <w:tc>
-          <w:tcPr>
-            <w:tcW w:type="dxa" w:w="1100"/>
-            <w:tcMar>
-              <w:top w:type="dxa" w:w="40"/>
-              <w:left w:type="dxa" w:w="70"/>
-              <w:bottom w:type="dxa" w:w="40"/>
-              <w:right w:type="dxa" w:w="70"/>
-            </w:tcMar>
-            <w:vAlign w:val="center"/>
-          </w:tcPr>
-          <w:p>
-            <w:pPr>
-              <w:spacing w:after="20" w:before="20"/>
-              <w:jc w:val="center"/>
-            </w:pPr>
-            <w:r>
-              <w:rPr>
-                <w:rFonts w:ascii="Calibri" w:cs="Calibri" w:eastAsia="Calibri" w:hAnsi="Calibri"/>
-                <w:b w:val="false"/>
-                <w:bCs w:val="false"/>
-                <w:i w:val="false"/>
-                <w:iCs w:val="false"/>
-                <w:color w:val="000000"/>
-                <w:sz w:val="17"/>
-                <w:szCs w:val="17"/>
-              </w:rPr>
-              <w:t xml:space="preserve">Epic 2</w:t>
-            </w:r>
-          </w:p>
-        </w:tc>
-        <w:tc>
-          <w:tcPr>
-            <w:tcW w:type="dxa" w:w="1200"/>
-            <w:tcMar>
-              <w:top w:type="dxa" w:w="40"/>
-              <w:left w:type="dxa" w:w="70"/>
-              <w:bottom w:type="dxa" w:w="40"/>
-              <w:right w:type="dxa" w:w="70"/>
-            </w:tcMar>
-            <w:vAlign w:val="center"/>
-          </w:tcPr>
-          <w:p>
-            <w:pPr>
-              <w:spacing w:after="20" w:before="20"/>
-              <w:jc w:val="center"/>
-            </w:pPr>
-            <w:r>
-              <w:rPr>
-                <w:rFonts w:ascii="Calibri" w:cs="Calibri" w:eastAsia="Calibri" w:hAnsi="Calibri"/>
-                <w:b w:val="false"/>
-                <w:bCs w:val="false"/>
-                <w:i w:val="false"/>
-                <w:iCs w:val="false"/>
-                <w:color w:val="000000"/>
-                <w:sz w:val="17"/>
-                <w:szCs w:val="17"/>
-              </w:rPr>
-              <w:t xml:space="preserve">High</w:t>
-            </w:r>
-          </w:p>
-        </w:tc>
-        <w:tc>
-          <w:tcPr>
-            <w:tcW w:type="dxa" w:w="700"/>
-            <w:tcMar>
-              <w:top w:type="dxa" w:w="40"/>
-              <w:left w:type="dxa" w:w="70"/>
-              <w:bottom w:type="dxa" w:w="40"/>
-              <w:right w:type="dxa" w:w="70"/>
-            </w:tcMar>
-            <w:vAlign w:val="center"/>
-          </w:tcPr>
-          <w:p>
-            <w:pPr>
-              <w:spacing w:after="20" w:before="20"/>
-              <w:jc w:val="center"/>
-            </w:pPr>
-            <w:r>
-              <w:rPr>
-                <w:rFonts w:ascii="Calibri" w:cs="Calibri" w:eastAsia="Calibri" w:hAnsi="Calibri"/>
-                <w:b/>
-                <w:bCs/>
-                <w:i w:val="false"/>
-                <w:iCs w:val="false"/>
-                <w:color w:val="000000"/>
-                <w:sz w:val="17"/>
-                <w:szCs w:val="17"/>
-              </w:rPr>
-              <w:t xml:space="preserve">5</w:t>
-            </w:r>
-          </w:p>
-        </w:tc>
-        <w:tc>
-          <w:tcPr>
-            <w:tcW w:type="dxa" w:w="2900"/>
-            <w:tcMar>
-              <w:top w:type="dxa" w:w="40"/>
-              <w:left w:type="dxa" w:w="70"/>
-              <w:bottom w:type="dxa" w:w="40"/>
-              <w:right w:type="dxa" w:w="70"/>
-            </w:tcMar>
-            <w:vAlign w:val="center"/>
-          </w:tcPr>
-          <w:p>
-            <w:pPr>
-              <w:spacing w:after="20" w:before="20"/>
-              <w:jc w:val="center"/>
-            </w:pPr>
-            <w:r>
-              <w:rPr>
-                <w:rFonts w:ascii="Calibri" w:cs="Calibri" w:eastAsia="Calibri" w:hAnsi="Calibri"/>
-                <w:b w:val="false"/>
-                <w:bCs w:val="false"/>
-                <w:i w:val="false"/>
-                <w:iCs w:val="false"/>
-                <w:color w:val="000000"/>
-                <w:sz w:val="17"/>
-                <w:szCs w:val="17"/>
-              </w:rPr>
-              <w:t xml:space="preserve">Done</w:t>
-            </w:r>
-          </w:p>
-        </w:tc>
-      </w:tr>
-      <w:tr>
-        <w:trPr>
-          <w:cantSplit/>
-        </w:trPr>
-        <w:tc>
-          <w:tcPr>
-            <w:tcW w:type="dxa" w:w="700"/>
-            <w:shd w:fill="F2F5FB" w:color="auto" w:val="clear"/>
-            <w:tcMar>
-              <w:top w:type="dxa" w:w="40"/>
-              <w:left w:type="dxa" w:w="70"/>
-              <w:bottom w:type="dxa" w:w="40"/>
-              <w:right w:type="dxa" w:w="70"/>
-            </w:tcMar>
-            <w:vAlign w:val="center"/>
-          </w:tcPr>
-          <w:p>
-            <w:pPr>
-              <w:spacing w:after="20" w:before="20"/>
-              <w:jc w:val="center"/>
-            </w:pPr>
-            <w:r>
-              <w:rPr>
-                <w:rFonts w:ascii="Calibri" w:cs="Calibri" w:eastAsia="Calibri" w:hAnsi="Calibri"/>
-                <w:b/>
-                <w:bCs/>
-                <w:i w:val="false"/>
-                <w:iCs w:val="false"/>
-                <w:color w:val="000000"/>
-                <w:sz w:val="17"/>
-                <w:szCs w:val="17"/>
-              </w:rPr>
-              <w:t xml:space="preserve">2.4</w:t>
-            </w:r>
-          </w:p>
-        </w:tc>
-        <w:tc>
-          <w:tcPr>
-            <w:tcW w:type="dxa" w:w="3800"/>
-            <w:shd w:fill="F2F5FB" w:color="auto" w:val="clear"/>
-            <w:tcMar>
-              <w:top w:type="dxa" w:w="40"/>
-              <w:left w:type="dxa" w:w="70"/>
-              <w:bottom w:type="dxa" w:w="40"/>
-              <w:right w:type="dxa" w:w="70"/>
-            </w:tcMar>
-            <w:vAlign w:val="center"/>
-          </w:tcPr>
-          <w:p>
-            <w:pPr>
-              <w:spacing w:after="20" w:before="20"/>
-              <w:jc w:val="left"/>
-            </w:pPr>
-            <w:r>
-              <w:rPr>
-                <w:rFonts w:ascii="Calibri" w:cs="Calibri" w:eastAsia="Calibri" w:hAnsi="Calibri"/>
-                <w:b w:val="false"/>
-                <w:bCs w:val="false"/>
-                <w:i w:val="false"/>
-                <w:iCs w:val="false"/>
-                <w:color w:val="000000"/>
-                <w:sz w:val="17"/>
-                <w:szCs w:val="17"/>
-              </w:rPr>
-              <w:t xml:space="preserve">Show pre-order on the manager terminal</w:t>
-            </w:r>
-          </w:p>
-        </w:tc>
-        <w:tc>
-          <w:tcPr>
-            <w:tcW w:type="dxa" w:w="1100"/>
-            <w:shd w:fill="F2F5FB" w:color="auto" w:val="clear"/>
-            <w:tcMar>
-              <w:top w:type="dxa" w:w="40"/>
-              <w:left w:type="dxa" w:w="70"/>
-              <w:bottom w:type="dxa" w:w="40"/>
-              <w:right w:type="dxa" w:w="70"/>
-            </w:tcMar>
-            <w:vAlign w:val="center"/>
-          </w:tcPr>
-          <w:p>
-            <w:pPr>
-              <w:spacing w:after="20" w:before="20"/>
-              <w:jc w:val="center"/>
-            </w:pPr>
-            <w:r>
-              <w:rPr>
-                <w:rFonts w:ascii="Calibri" w:cs="Calibri" w:eastAsia="Calibri" w:hAnsi="Calibri"/>
-                <w:b w:val="false"/>
-                <w:bCs w:val="false"/>
-                <w:i w:val="false"/>
-                <w:iCs w:val="false"/>
-                <w:color w:val="000000"/>
-                <w:sz w:val="17"/>
-                <w:szCs w:val="17"/>
-              </w:rPr>
-              <w:t xml:space="preserve">Epic 2</w:t>
-            </w:r>
-          </w:p>
-        </w:tc>
-        <w:tc>
-          <w:tcPr>
-            <w:tcW w:type="dxa" w:w="1200"/>
-            <w:shd w:fill="F2F5FB" w:color="auto" w:val="clear"/>
-            <w:tcMar>
-              <w:top w:type="dxa" w:w="40"/>
-              <w:left w:type="dxa" w:w="70"/>
-              <w:bottom w:type="dxa" w:w="40"/>
-              <w:right w:type="dxa" w:w="70"/>
-            </w:tcMar>
-            <w:vAlign w:val="center"/>
-          </w:tcPr>
-          <w:p>
-            <w:pPr>
-              <w:spacing w:after="20" w:before="20"/>
-              <w:jc w:val="center"/>
-            </w:pPr>
-            <w:r>
-              <w:rPr>
-                <w:rFonts w:ascii="Calibri" w:cs="Calibri" w:eastAsia="Calibri" w:hAnsi="Calibri"/>
-                <w:b w:val="false"/>
-                <w:bCs w:val="false"/>
-                <w:i w:val="false"/>
-                <w:iCs w:val="false"/>
-                <w:color w:val="000000"/>
-                <w:sz w:val="17"/>
-                <w:szCs w:val="17"/>
-              </w:rPr>
-              <w:t xml:space="preserve">High</w:t>
-            </w:r>
-          </w:p>
-        </w:tc>
-        <w:tc>
-          <w:tcPr>
-            <w:tcW w:type="dxa" w:w="700"/>
-            <w:shd w:fill="F2F5FB" w:color="auto" w:val="clear"/>
-            <w:tcMar>
-              <w:top w:type="dxa" w:w="40"/>
-              <w:left w:type="dxa" w:w="70"/>
-              <w:bottom w:type="dxa" w:w="40"/>
-              <w:right w:type="dxa" w:w="70"/>
-            </w:tcMar>
-            <w:vAlign w:val="center"/>
-          </w:tcPr>
-          <w:p>
-            <w:pPr>
-              <w:spacing w:after="20" w:before="20"/>
-              <w:jc w:val="center"/>
-            </w:pPr>
-            <w:r>
-              <w:rPr>
-                <w:rFonts w:ascii="Calibri" w:cs="Calibri" w:eastAsia="Calibri" w:hAnsi="Calibri"/>
-                <w:b/>
-                <w:bCs/>
-                <w:i w:val="false"/>
-                <w:iCs w:val="false"/>
-                <w:color w:val="000000"/>
-                <w:sz w:val="17"/>
-                <w:szCs w:val="17"/>
-              </w:rPr>
-              <w:t xml:space="preserve">3</w:t>
-            </w:r>
-          </w:p>
-        </w:tc>
-        <w:tc>
-          <w:tcPr>
-            <w:tcW w:type="dxa" w:w="2900"/>
-            <w:shd w:fill="F2F5FB" w:color="auto" w:val="clear"/>
             <w:tcMar>
               <w:top w:type="dxa" w:w="40"/>
               <w:left w:type="dxa" w:w="70"/>
@@ -1561,7 +976,7 @@
           <w:sz w:val="18"/>
           <w:szCs w:val="18"/>
         </w:rPr>
-        <w:t xml:space="preserve">A diner can complete a paid pre-order end to end, and the system knows when the kitchen must start cooking.</w:t>
+        <w:t xml:space="preserve">Double booking is impossible and a diner can release a table they no longer need.</w:t>
       </w:r>
     </w:p>
     <w:p>
@@ -1579,7 +994,7 @@
           <w:sz w:val="17"/>
           <w:szCs w:val="17"/>
         </w:rPr>
-        <w:t xml:space="preserve">Duration: 2 weeks  •  Committed: 32 story points  •  Completed: 32  •  Story 1.2 was left in the product backlog rather than re-committed</w:t>
+        <w:t xml:space="preserve">Duration: 1 week  •  Committed: 11 story points  •  Completed: 11  •  Story 1.2 stayed in the backlog rather than being re-committed</w:t>
       </w:r>
     </w:p>
     <w:tbl>
@@ -1831,7 +1246,7 @@
                 <w:sz w:val="17"/>
                 <w:szCs w:val="17"/>
               </w:rPr>
-              <w:t xml:space="preserve">2.2</w:t>
+              <w:t xml:space="preserve">1.2</w:t>
             </w:r>
           </w:p>
         </w:tc>
@@ -1862,7 +1277,7 @@
                 <w:sz w:val="17"/>
                 <w:szCs w:val="17"/>
               </w:rPr>
-              <w:t xml:space="preserve">Add items to the pre-order cart</w:t>
+              <w:t xml:space="preserve">Filter tables by slot and party size  (carried over)</w:t>
             </w:r>
           </w:p>
         </w:tc>
@@ -1893,7 +1308,7 @@
                 <w:sz w:val="17"/>
                 <w:szCs w:val="17"/>
               </w:rPr>
-              <w:t xml:space="preserve">Epic 2</w:t>
+              <w:t xml:space="preserve">Epic 1</w:t>
             </w:r>
           </w:p>
         </w:tc>
@@ -1986,7 +1401,7 @@
                 <w:sz w:val="17"/>
                 <w:szCs w:val="17"/>
               </w:rPr>
-              <w:t xml:space="preserve">Done</w:t>
+              <w:t xml:space="preserve">Not completed → carried over</w:t>
             </w:r>
           </w:p>
         </w:tc>
@@ -2023,7 +1438,7 @@
                 <w:sz w:val="17"/>
                 <w:szCs w:val="17"/>
               </w:rPr>
-              <w:t xml:space="preserve">2.3</w:t>
+              <w:t xml:space="preserve">1.4</w:t>
             </w:r>
           </w:p>
         </w:tc>
@@ -2055,7 +1470,7 @@
                 <w:sz w:val="17"/>
                 <w:szCs w:val="17"/>
               </w:rPr>
-              <w:t xml:space="preserve">Edit or remove cart items</w:t>
+              <w:t xml:space="preserve">Reject overlapping reservations</w:t>
             </w:r>
           </w:p>
         </w:tc>
@@ -2087,7 +1502,7 @@
                 <w:sz w:val="17"/>
                 <w:szCs w:val="17"/>
               </w:rPr>
-              <w:t xml:space="preserve">Epic 2</w:t>
+              <w:t xml:space="preserve">Epic 1</w:t>
             </w:r>
           </w:p>
         </w:tc>
@@ -2119,7 +1534,7 @@
                 <w:sz w:val="17"/>
                 <w:szCs w:val="17"/>
               </w:rPr>
-              <w:t xml:space="preserve">Medium</w:t>
+              <w:t xml:space="preserve">Highest</w:t>
             </w:r>
           </w:p>
         </w:tc>
@@ -2151,7 +1566,7 @@
                 <w:sz w:val="17"/>
                 <w:szCs w:val="17"/>
               </w:rPr>
-              <w:t xml:space="preserve">3</w:t>
+              <w:t xml:space="preserve">8</w:t>
             </w:r>
           </w:p>
         </w:tc>
@@ -2219,7 +1634,7 @@
                 <w:sz w:val="17"/>
                 <w:szCs w:val="17"/>
               </w:rPr>
-              <w:t xml:space="preserve">3.2</w:t>
+              <w:t xml:space="preserve">1.5</w:t>
             </w:r>
           </w:p>
         </w:tc>
@@ -2250,7 +1665,7 @@
                 <w:sz w:val="17"/>
                 <w:szCs w:val="17"/>
               </w:rPr>
-              <w:t xml:space="preserve">Compute cook-start times</w:t>
+              <w:t xml:space="preserve">Cancel a reservation</w:t>
             </w:r>
           </w:p>
         </w:tc>
@@ -2281,7 +1696,7 @@
                 <w:sz w:val="17"/>
                 <w:szCs w:val="17"/>
               </w:rPr>
-              <w:t xml:space="preserve">Epic 3</w:t>
+              <w:t xml:space="preserve">Epic 1</w:t>
             </w:r>
           </w:p>
         </w:tc>
@@ -2312,7 +1727,7 @@
                 <w:sz w:val="17"/>
                 <w:szCs w:val="17"/>
               </w:rPr>
-              <w:t xml:space="preserve">High</w:t>
+              <w:t xml:space="preserve">Medium</w:t>
             </w:r>
           </w:p>
         </w:tc>
@@ -2343,598 +1758,13 @@
                 <w:sz w:val="17"/>
                 <w:szCs w:val="17"/>
               </w:rPr>
-              <w:t xml:space="preserve">8</w:t>
+              <w:t xml:space="preserve">3</w:t>
             </w:r>
           </w:p>
         </w:tc>
         <w:tc>
           <w:tcPr>
             <w:tcW w:type="dxa" w:w="2900"/>
-            <w:tcMar>
-              <w:top w:type="dxa" w:w="40"/>
-              <w:left w:type="dxa" w:w="70"/>
-              <w:bottom w:type="dxa" w:w="40"/>
-              <w:right w:type="dxa" w:w="70"/>
-            </w:tcMar>
-            <w:vAlign w:val="center"/>
-          </w:tcPr>
-          <w:p>
-            <w:pPr>
-              <w:spacing w:after="20" w:before="20"/>
-              <w:jc w:val="center"/>
-            </w:pPr>
-            <w:r>
-              <w:rPr>
-                <w:rFonts w:ascii="Calibri" w:cs="Calibri" w:eastAsia="Calibri" w:hAnsi="Calibri"/>
-                <w:b w:val="false"/>
-                <w:bCs w:val="false"/>
-                <w:i w:val="false"/>
-                <w:iCs w:val="false"/>
-                <w:color w:val="000000"/>
-                <w:sz w:val="17"/>
-                <w:szCs w:val="17"/>
-              </w:rPr>
-              <w:t xml:space="preserve">Done</w:t>
-            </w:r>
-          </w:p>
-        </w:tc>
-      </w:tr>
-      <w:tr>
-        <w:trPr>
-          <w:cantSplit/>
-        </w:trPr>
-        <w:tc>
-          <w:tcPr>
-            <w:tcW w:type="dxa" w:w="700"/>
-            <w:shd w:fill="F2F5FB" w:color="auto" w:val="clear"/>
-            <w:tcMar>
-              <w:top w:type="dxa" w:w="40"/>
-              <w:left w:type="dxa" w:w="70"/>
-              <w:bottom w:type="dxa" w:w="40"/>
-              <w:right w:type="dxa" w:w="70"/>
-            </w:tcMar>
-            <w:vAlign w:val="center"/>
-          </w:tcPr>
-          <w:p>
-            <w:pPr>
-              <w:spacing w:after="20" w:before="20"/>
-              <w:jc w:val="center"/>
-            </w:pPr>
-            <w:r>
-              <w:rPr>
-                <w:rFonts w:ascii="Calibri" w:cs="Calibri" w:eastAsia="Calibri" w:hAnsi="Calibri"/>
-                <w:b/>
-                <w:bCs/>
-                <w:i w:val="false"/>
-                <w:iCs w:val="false"/>
-                <w:color w:val="000000"/>
-                <w:sz w:val="17"/>
-                <w:szCs w:val="17"/>
-              </w:rPr>
-              <w:t xml:space="preserve">4.1</w:t>
-            </w:r>
-          </w:p>
-        </w:tc>
-        <w:tc>
-          <w:tcPr>
-            <w:tcW w:type="dxa" w:w="3800"/>
-            <w:shd w:fill="F2F5FB" w:color="auto" w:val="clear"/>
-            <w:tcMar>
-              <w:top w:type="dxa" w:w="40"/>
-              <w:left w:type="dxa" w:w="70"/>
-              <w:bottom w:type="dxa" w:w="40"/>
-              <w:right w:type="dxa" w:w="70"/>
-            </w:tcMar>
-            <w:vAlign w:val="center"/>
-          </w:tcPr>
-          <w:p>
-            <w:pPr>
-              <w:spacing w:after="20" w:before="20"/>
-              <w:jc w:val="left"/>
-            </w:pPr>
-            <w:r>
-              <w:rPr>
-                <w:rFonts w:ascii="Calibri" w:cs="Calibri" w:eastAsia="Calibri" w:hAnsi="Calibri"/>
-                <w:b w:val="false"/>
-                <w:bCs w:val="false"/>
-                <w:i w:val="false"/>
-                <w:iCs w:val="false"/>
-                <w:color w:val="000000"/>
-                <w:sz w:val="17"/>
-                <w:szCs w:val="17"/>
-              </w:rPr>
-              <w:t xml:space="preserve">Pay the pre-order through the gateway</w:t>
-            </w:r>
-          </w:p>
-        </w:tc>
-        <w:tc>
-          <w:tcPr>
-            <w:tcW w:type="dxa" w:w="1100"/>
-            <w:shd w:fill="F2F5FB" w:color="auto" w:val="clear"/>
-            <w:tcMar>
-              <w:top w:type="dxa" w:w="40"/>
-              <w:left w:type="dxa" w:w="70"/>
-              <w:bottom w:type="dxa" w:w="40"/>
-              <w:right w:type="dxa" w:w="70"/>
-            </w:tcMar>
-            <w:vAlign w:val="center"/>
-          </w:tcPr>
-          <w:p>
-            <w:pPr>
-              <w:spacing w:after="20" w:before="20"/>
-              <w:jc w:val="center"/>
-            </w:pPr>
-            <w:r>
-              <w:rPr>
-                <w:rFonts w:ascii="Calibri" w:cs="Calibri" w:eastAsia="Calibri" w:hAnsi="Calibri"/>
-                <w:b w:val="false"/>
-                <w:bCs w:val="false"/>
-                <w:i w:val="false"/>
-                <w:iCs w:val="false"/>
-                <w:color w:val="000000"/>
-                <w:sz w:val="17"/>
-                <w:szCs w:val="17"/>
-              </w:rPr>
-              <w:t xml:space="preserve">Epic 4</w:t>
-            </w:r>
-          </w:p>
-        </w:tc>
-        <w:tc>
-          <w:tcPr>
-            <w:tcW w:type="dxa" w:w="1200"/>
-            <w:shd w:fill="F2F5FB" w:color="auto" w:val="clear"/>
-            <w:tcMar>
-              <w:top w:type="dxa" w:w="40"/>
-              <w:left w:type="dxa" w:w="70"/>
-              <w:bottom w:type="dxa" w:w="40"/>
-              <w:right w:type="dxa" w:w="70"/>
-            </w:tcMar>
-            <w:vAlign w:val="center"/>
-          </w:tcPr>
-          <w:p>
-            <w:pPr>
-              <w:spacing w:after="20" w:before="20"/>
-              <w:jc w:val="center"/>
-            </w:pPr>
-            <w:r>
-              <w:rPr>
-                <w:rFonts w:ascii="Calibri" w:cs="Calibri" w:eastAsia="Calibri" w:hAnsi="Calibri"/>
-                <w:b w:val="false"/>
-                <w:bCs w:val="false"/>
-                <w:i w:val="false"/>
-                <w:iCs w:val="false"/>
-                <w:color w:val="000000"/>
-                <w:sz w:val="17"/>
-                <w:szCs w:val="17"/>
-              </w:rPr>
-              <w:t xml:space="preserve">Highest</w:t>
-            </w:r>
-          </w:p>
-        </w:tc>
-        <w:tc>
-          <w:tcPr>
-            <w:tcW w:type="dxa" w:w="700"/>
-            <w:shd w:fill="F2F5FB" w:color="auto" w:val="clear"/>
-            <w:tcMar>
-              <w:top w:type="dxa" w:w="40"/>
-              <w:left w:type="dxa" w:w="70"/>
-              <w:bottom w:type="dxa" w:w="40"/>
-              <w:right w:type="dxa" w:w="70"/>
-            </w:tcMar>
-            <w:vAlign w:val="center"/>
-          </w:tcPr>
-          <w:p>
-            <w:pPr>
-              <w:spacing w:after="20" w:before="20"/>
-              <w:jc w:val="center"/>
-            </w:pPr>
-            <w:r>
-              <w:rPr>
-                <w:rFonts w:ascii="Calibri" w:cs="Calibri" w:eastAsia="Calibri" w:hAnsi="Calibri"/>
-                <w:b/>
-                <w:bCs/>
-                <w:i w:val="false"/>
-                <w:iCs w:val="false"/>
-                <w:color w:val="000000"/>
-                <w:sz w:val="17"/>
-                <w:szCs w:val="17"/>
-              </w:rPr>
-              <w:t xml:space="preserve">8</w:t>
-            </w:r>
-          </w:p>
-        </w:tc>
-        <w:tc>
-          <w:tcPr>
-            <w:tcW w:type="dxa" w:w="2900"/>
-            <w:shd w:fill="F2F5FB" w:color="auto" w:val="clear"/>
-            <w:tcMar>
-              <w:top w:type="dxa" w:w="40"/>
-              <w:left w:type="dxa" w:w="70"/>
-              <w:bottom w:type="dxa" w:w="40"/>
-              <w:right w:type="dxa" w:w="70"/>
-            </w:tcMar>
-            <w:vAlign w:val="center"/>
-          </w:tcPr>
-          <w:p>
-            <w:pPr>
-              <w:spacing w:after="20" w:before="20"/>
-              <w:jc w:val="center"/>
-            </w:pPr>
-            <w:r>
-              <w:rPr>
-                <w:rFonts w:ascii="Calibri" w:cs="Calibri" w:eastAsia="Calibri" w:hAnsi="Calibri"/>
-                <w:b w:val="false"/>
-                <w:bCs w:val="false"/>
-                <w:i w:val="false"/>
-                <w:iCs w:val="false"/>
-                <w:color w:val="000000"/>
-                <w:sz w:val="17"/>
-                <w:szCs w:val="17"/>
-              </w:rPr>
-              <w:t xml:space="preserve">Done</w:t>
-            </w:r>
-          </w:p>
-        </w:tc>
-      </w:tr>
-      <w:tr>
-        <w:trPr>
-          <w:cantSplit/>
-        </w:trPr>
-        <w:tc>
-          <w:tcPr>
-            <w:tcW w:type="dxa" w:w="700"/>
-            <w:tcMar>
-              <w:top w:type="dxa" w:w="40"/>
-              <w:left w:type="dxa" w:w="70"/>
-              <w:bottom w:type="dxa" w:w="40"/>
-              <w:right w:type="dxa" w:w="70"/>
-            </w:tcMar>
-            <w:vAlign w:val="center"/>
-          </w:tcPr>
-          <w:p>
-            <w:pPr>
-              <w:spacing w:after="20" w:before="20"/>
-              <w:jc w:val="center"/>
-            </w:pPr>
-            <w:r>
-              <w:rPr>
-                <w:rFonts w:ascii="Calibri" w:cs="Calibri" w:eastAsia="Calibri" w:hAnsi="Calibri"/>
-                <w:b/>
-                <w:bCs/>
-                <w:i w:val="false"/>
-                <w:iCs w:val="false"/>
-                <w:color w:val="000000"/>
-                <w:sz w:val="17"/>
-                <w:szCs w:val="17"/>
-              </w:rPr>
-              <w:t xml:space="preserve">4.2</w:t>
-            </w:r>
-          </w:p>
-        </w:tc>
-        <w:tc>
-          <w:tcPr>
-            <w:tcW w:type="dxa" w:w="3800"/>
-            <w:tcMar>
-              <w:top w:type="dxa" w:w="40"/>
-              <w:left w:type="dxa" w:w="70"/>
-              <w:bottom w:type="dxa" w:w="40"/>
-              <w:right w:type="dxa" w:w="70"/>
-            </w:tcMar>
-            <w:vAlign w:val="center"/>
-          </w:tcPr>
-          <w:p>
-            <w:pPr>
-              <w:spacing w:after="20" w:before="20"/>
-              <w:jc w:val="left"/>
-            </w:pPr>
-            <w:r>
-              <w:rPr>
-                <w:rFonts w:ascii="Calibri" w:cs="Calibri" w:eastAsia="Calibri" w:hAnsi="Calibri"/>
-                <w:b w:val="false"/>
-                <w:bCs w:val="false"/>
-                <w:i w:val="false"/>
-                <w:iCs w:val="false"/>
-                <w:color w:val="000000"/>
-                <w:sz w:val="17"/>
-                <w:szCs w:val="17"/>
-              </w:rPr>
-              <w:t xml:space="preserve">Store payment tokens, never card data</w:t>
-            </w:r>
-          </w:p>
-        </w:tc>
-        <w:tc>
-          <w:tcPr>
-            <w:tcW w:type="dxa" w:w="1100"/>
-            <w:tcMar>
-              <w:top w:type="dxa" w:w="40"/>
-              <w:left w:type="dxa" w:w="70"/>
-              <w:bottom w:type="dxa" w:w="40"/>
-              <w:right w:type="dxa" w:w="70"/>
-            </w:tcMar>
-            <w:vAlign w:val="center"/>
-          </w:tcPr>
-          <w:p>
-            <w:pPr>
-              <w:spacing w:after="20" w:before="20"/>
-              <w:jc w:val="center"/>
-            </w:pPr>
-            <w:r>
-              <w:rPr>
-                <w:rFonts w:ascii="Calibri" w:cs="Calibri" w:eastAsia="Calibri" w:hAnsi="Calibri"/>
-                <w:b w:val="false"/>
-                <w:bCs w:val="false"/>
-                <w:i w:val="false"/>
-                <w:iCs w:val="false"/>
-                <w:color w:val="000000"/>
-                <w:sz w:val="17"/>
-                <w:szCs w:val="17"/>
-              </w:rPr>
-              <w:t xml:space="preserve">Epic 4</w:t>
-            </w:r>
-          </w:p>
-        </w:tc>
-        <w:tc>
-          <w:tcPr>
-            <w:tcW w:type="dxa" w:w="1200"/>
-            <w:tcMar>
-              <w:top w:type="dxa" w:w="40"/>
-              <w:left w:type="dxa" w:w="70"/>
-              <w:bottom w:type="dxa" w:w="40"/>
-              <w:right w:type="dxa" w:w="70"/>
-            </w:tcMar>
-            <w:vAlign w:val="center"/>
-          </w:tcPr>
-          <w:p>
-            <w:pPr>
-              <w:spacing w:after="20" w:before="20"/>
-              <w:jc w:val="center"/>
-            </w:pPr>
-            <w:r>
-              <w:rPr>
-                <w:rFonts w:ascii="Calibri" w:cs="Calibri" w:eastAsia="Calibri" w:hAnsi="Calibri"/>
-                <w:b w:val="false"/>
-                <w:bCs w:val="false"/>
-                <w:i w:val="false"/>
-                <w:iCs w:val="false"/>
-                <w:color w:val="000000"/>
-                <w:sz w:val="17"/>
-                <w:szCs w:val="17"/>
-              </w:rPr>
-              <w:t xml:space="preserve">Highest</w:t>
-            </w:r>
-          </w:p>
-        </w:tc>
-        <w:tc>
-          <w:tcPr>
-            <w:tcW w:type="dxa" w:w="700"/>
-            <w:tcMar>
-              <w:top w:type="dxa" w:w="40"/>
-              <w:left w:type="dxa" w:w="70"/>
-              <w:bottom w:type="dxa" w:w="40"/>
-              <w:right w:type="dxa" w:w="70"/>
-            </w:tcMar>
-            <w:vAlign w:val="center"/>
-          </w:tcPr>
-          <w:p>
-            <w:pPr>
-              <w:spacing w:after="20" w:before="20"/>
-              <w:jc w:val="center"/>
-            </w:pPr>
-            <w:r>
-              <w:rPr>
-                <w:rFonts w:ascii="Calibri" w:cs="Calibri" w:eastAsia="Calibri" w:hAnsi="Calibri"/>
-                <w:b/>
-                <w:bCs/>
-                <w:i w:val="false"/>
-                <w:iCs w:val="false"/>
-                <w:color w:val="000000"/>
-                <w:sz w:val="17"/>
-                <w:szCs w:val="17"/>
-              </w:rPr>
-              <w:t xml:space="preserve">5</w:t>
-            </w:r>
-          </w:p>
-        </w:tc>
-        <w:tc>
-          <w:tcPr>
-            <w:tcW w:type="dxa" w:w="2900"/>
-            <w:tcMar>
-              <w:top w:type="dxa" w:w="40"/>
-              <w:left w:type="dxa" w:w="70"/>
-              <w:bottom w:type="dxa" w:w="40"/>
-              <w:right w:type="dxa" w:w="70"/>
-            </w:tcMar>
-            <w:vAlign w:val="center"/>
-          </w:tcPr>
-          <w:p>
-            <w:pPr>
-              <w:spacing w:after="20" w:before="20"/>
-              <w:jc w:val="center"/>
-            </w:pPr>
-            <w:r>
-              <w:rPr>
-                <w:rFonts w:ascii="Calibri" w:cs="Calibri" w:eastAsia="Calibri" w:hAnsi="Calibri"/>
-                <w:b w:val="false"/>
-                <w:bCs w:val="false"/>
-                <w:i w:val="false"/>
-                <w:iCs w:val="false"/>
-                <w:color w:val="000000"/>
-                <w:sz w:val="17"/>
-                <w:szCs w:val="17"/>
-              </w:rPr>
-              <w:t xml:space="preserve">Done</w:t>
-            </w:r>
-          </w:p>
-        </w:tc>
-      </w:tr>
-      <w:tr>
-        <w:trPr>
-          <w:cantSplit/>
-        </w:trPr>
-        <w:tc>
-          <w:tcPr>
-            <w:tcW w:type="dxa" w:w="700"/>
-            <w:shd w:fill="F2F5FB" w:color="auto" w:val="clear"/>
-            <w:tcMar>
-              <w:top w:type="dxa" w:w="40"/>
-              <w:left w:type="dxa" w:w="70"/>
-              <w:bottom w:type="dxa" w:w="40"/>
-              <w:right w:type="dxa" w:w="70"/>
-            </w:tcMar>
-            <w:vAlign w:val="center"/>
-          </w:tcPr>
-          <w:p>
-            <w:pPr>
-              <w:spacing w:after="20" w:before="20"/>
-              <w:jc w:val="center"/>
-            </w:pPr>
-            <w:r>
-              <w:rPr>
-                <w:rFonts w:ascii="Calibri" w:cs="Calibri" w:eastAsia="Calibri" w:hAnsi="Calibri"/>
-                <w:b/>
-                <w:bCs/>
-                <w:i w:val="false"/>
-                <w:iCs w:val="false"/>
-                <w:color w:val="000000"/>
-                <w:sz w:val="17"/>
-                <w:szCs w:val="17"/>
-              </w:rPr>
-              <w:t xml:space="preserve">4.3</w:t>
-            </w:r>
-          </w:p>
-        </w:tc>
-        <w:tc>
-          <w:tcPr>
-            <w:tcW w:type="dxa" w:w="3800"/>
-            <w:shd w:fill="F2F5FB" w:color="auto" w:val="clear"/>
-            <w:tcMar>
-              <w:top w:type="dxa" w:w="40"/>
-              <w:left w:type="dxa" w:w="70"/>
-              <w:bottom w:type="dxa" w:w="40"/>
-              <w:right w:type="dxa" w:w="70"/>
-            </w:tcMar>
-            <w:vAlign w:val="center"/>
-          </w:tcPr>
-          <w:p>
-            <w:pPr>
-              <w:spacing w:after="20" w:before="20"/>
-              <w:jc w:val="left"/>
-            </w:pPr>
-            <w:r>
-              <w:rPr>
-                <w:rFonts w:ascii="Calibri" w:cs="Calibri" w:eastAsia="Calibri" w:hAnsi="Calibri"/>
-                <w:b w:val="false"/>
-                <w:bCs w:val="false"/>
-                <w:i w:val="false"/>
-                <w:iCs w:val="false"/>
-                <w:color w:val="000000"/>
-                <w:sz w:val="17"/>
-                <w:szCs w:val="17"/>
-              </w:rPr>
-              <w:t xml:space="preserve">Receive a digital confirmation with QR code</w:t>
-            </w:r>
-          </w:p>
-        </w:tc>
-        <w:tc>
-          <w:tcPr>
-            <w:tcW w:type="dxa" w:w="1100"/>
-            <w:shd w:fill="F2F5FB" w:color="auto" w:val="clear"/>
-            <w:tcMar>
-              <w:top w:type="dxa" w:w="40"/>
-              <w:left w:type="dxa" w:w="70"/>
-              <w:bottom w:type="dxa" w:w="40"/>
-              <w:right w:type="dxa" w:w="70"/>
-            </w:tcMar>
-            <w:vAlign w:val="center"/>
-          </w:tcPr>
-          <w:p>
-            <w:pPr>
-              <w:spacing w:after="20" w:before="20"/>
-              <w:jc w:val="center"/>
-            </w:pPr>
-            <w:r>
-              <w:rPr>
-                <w:rFonts w:ascii="Calibri" w:cs="Calibri" w:eastAsia="Calibri" w:hAnsi="Calibri"/>
-                <w:b w:val="false"/>
-                <w:bCs w:val="false"/>
-                <w:i w:val="false"/>
-                <w:iCs w:val="false"/>
-                <w:color w:val="000000"/>
-                <w:sz w:val="17"/>
-                <w:szCs w:val="17"/>
-              </w:rPr>
-              <w:t xml:space="preserve">Epic 4</w:t>
-            </w:r>
-          </w:p>
-        </w:tc>
-        <w:tc>
-          <w:tcPr>
-            <w:tcW w:type="dxa" w:w="1200"/>
-            <w:shd w:fill="F2F5FB" w:color="auto" w:val="clear"/>
-            <w:tcMar>
-              <w:top w:type="dxa" w:w="40"/>
-              <w:left w:type="dxa" w:w="70"/>
-              <w:bottom w:type="dxa" w:w="40"/>
-              <w:right w:type="dxa" w:w="70"/>
-            </w:tcMar>
-            <w:vAlign w:val="center"/>
-          </w:tcPr>
-          <w:p>
-            <w:pPr>
-              <w:spacing w:after="20" w:before="20"/>
-              <w:jc w:val="center"/>
-            </w:pPr>
-            <w:r>
-              <w:rPr>
-                <w:rFonts w:ascii="Calibri" w:cs="Calibri" w:eastAsia="Calibri" w:hAnsi="Calibri"/>
-                <w:b w:val="false"/>
-                <w:bCs w:val="false"/>
-                <w:i w:val="false"/>
-                <w:iCs w:val="false"/>
-                <w:color w:val="000000"/>
-                <w:sz w:val="17"/>
-                <w:szCs w:val="17"/>
-              </w:rPr>
-              <w:t xml:space="preserve">High</w:t>
-            </w:r>
-          </w:p>
-        </w:tc>
-        <w:tc>
-          <w:tcPr>
-            <w:tcW w:type="dxa" w:w="700"/>
-            <w:shd w:fill="F2F5FB" w:color="auto" w:val="clear"/>
-            <w:tcMar>
-              <w:top w:type="dxa" w:w="40"/>
-              <w:left w:type="dxa" w:w="70"/>
-              <w:bottom w:type="dxa" w:w="40"/>
-              <w:right w:type="dxa" w:w="70"/>
-            </w:tcMar>
-            <w:vAlign w:val="center"/>
-          </w:tcPr>
-          <w:p>
-            <w:pPr>
-              <w:spacing w:after="20" w:before="20"/>
-              <w:jc w:val="center"/>
-            </w:pPr>
-            <w:r>
-              <w:rPr>
-                <w:rFonts w:ascii="Calibri" w:cs="Calibri" w:eastAsia="Calibri" w:hAnsi="Calibri"/>
-                <w:b/>
-                <w:bCs/>
-                <w:i w:val="false"/>
-                <w:iCs w:val="false"/>
-                <w:color w:val="000000"/>
-                <w:sz w:val="17"/>
-                <w:szCs w:val="17"/>
-              </w:rPr>
-              <w:t xml:space="preserve">3</w:t>
-            </w:r>
-          </w:p>
-        </w:tc>
-        <w:tc>
-          <w:tcPr>
-            <w:tcW w:type="dxa" w:w="2900"/>
-            <w:shd w:fill="F2F5FB" w:color="auto" w:val="clear"/>
             <w:tcMar>
               <w:top w:type="dxa" w:w="40"/>
               <w:left w:type="dxa" w:w="70"/>
@@ -3297,7 +2127,7 @@
                 <w:sz w:val="17"/>
                 <w:szCs w:val="17"/>
               </w:rPr>
-              <w:t xml:space="preserve">34</w:t>
+              <w:t xml:space="preserve">18</w:t>
             </w:r>
           </w:p>
         </w:tc>
@@ -3328,7 +2158,7 @@
                 <w:sz w:val="17"/>
                 <w:szCs w:val="17"/>
               </w:rPr>
-              <w:t xml:space="preserve">29</w:t>
+              <w:t xml:space="preserve">13</w:t>
             </w:r>
           </w:p>
         </w:tc>
@@ -3359,7 +2189,7 @@
                 <w:sz w:val="17"/>
                 <w:szCs w:val="17"/>
               </w:rPr>
-              <w:t xml:space="preserve">85 %</w:t>
+              <w:t xml:space="preserve">72 %</w:t>
             </w:r>
           </w:p>
         </w:tc>
@@ -3390,7 +2220,7 @@
                 <w:sz w:val="17"/>
                 <w:szCs w:val="17"/>
               </w:rPr>
-              <w:t xml:space="preserve">Story 1.2 (5 pts) not completed, returned to backlog</w:t>
+              <w:t xml:space="preserve">Story 1.2 not completed, returned to the backlog</w:t>
             </w:r>
           </w:p>
         </w:tc>
@@ -3459,7 +2289,7 @@
                 <w:sz w:val="17"/>
                 <w:szCs w:val="17"/>
               </w:rPr>
-              <w:t xml:space="preserve">2 weeks</w:t>
+              <w:t xml:space="preserve">1 week</w:t>
             </w:r>
           </w:p>
         </w:tc>
@@ -3491,7 +2321,7 @@
                 <w:sz w:val="17"/>
                 <w:szCs w:val="17"/>
               </w:rPr>
-              <w:t xml:space="preserve">32</w:t>
+              <w:t xml:space="preserve">11</w:t>
             </w:r>
           </w:p>
         </w:tc>
@@ -3523,7 +2353,7 @@
                 <w:sz w:val="17"/>
                 <w:szCs w:val="17"/>
               </w:rPr>
-              <w:t xml:space="preserve">32</w:t>
+              <w:t xml:space="preserve">11</w:t>
             </w:r>
           </w:p>
         </w:tc>
@@ -3654,7 +2484,7 @@
                 <w:sz w:val="17"/>
                 <w:szCs w:val="17"/>
               </w:rPr>
-              <w:t xml:space="preserve">—</w:t>
+              <w:t xml:space="preserve">1 week</w:t>
             </w:r>
           </w:p>
         </w:tc>
@@ -3685,7 +2515,7 @@
                 <w:sz w:val="17"/>
                 <w:szCs w:val="17"/>
               </w:rPr>
-              <w:t xml:space="preserve">33</w:t>
+              <w:t xml:space="preserve">14.5</w:t>
             </w:r>
           </w:p>
         </w:tc>
@@ -3716,7 +2546,7 @@
                 <w:sz w:val="17"/>
                 <w:szCs w:val="17"/>
               </w:rPr>
-              <w:t xml:space="preserve">30.5</w:t>
+              <w:t xml:space="preserve">12</w:t>
             </w:r>
           </w:p>
         </w:tc>
@@ -3778,7 +2608,7 @@
                 <w:sz w:val="17"/>
                 <w:szCs w:val="17"/>
               </w:rPr>
-              <w:t xml:space="preserve">Working velocity ≈ 30 pts per sprint; 38 pts remain in the backlog</w:t>
+              <w:t xml:space="preserve">Working velocity ≈ 12 pts per week; 10 pts remain</w:t>
             </w:r>
           </w:p>
         </w:tc>
@@ -4099,7 +2929,7 @@
                 <w:sz w:val="17"/>
                 <w:szCs w:val="17"/>
               </w:rPr>
-              <w:t xml:space="preserve">Rendering a live, colour-coded plan is more than a static image — the 13 vote flagged real-time refresh, which the team agreed sits in story 5.2.</w:t>
+              <w:t xml:space="preserve">Rendering a live, colour-coded plan is more than a static image — the 13 vote flagged real-time refresh, which the team agreed belongs to a separate sync story.</w:t>
             </w:r>
           </w:p>
         </w:tc>
@@ -4136,7 +2966,7 @@
                 <w:sz w:val="17"/>
                 <w:szCs w:val="17"/>
               </w:rPr>
-              <w:t xml:space="preserve">1.4 Reject overlapping reservations</w:t>
+              <w:t xml:space="preserve">1.2 Filter tables by slot and party size</w:t>
             </w:r>
           </w:p>
         </w:tc>
@@ -4168,7 +2998,7 @@
                 <w:sz w:val="17"/>
                 <w:szCs w:val="17"/>
               </w:rPr>
-              <w:t xml:space="preserve">5 / 8 / 8</w:t>
+              <w:t xml:space="preserve">3 / 5 / 5</w:t>
             </w:r>
           </w:p>
         </w:tc>
@@ -4200,7 +3030,7 @@
                 <w:sz w:val="17"/>
                 <w:szCs w:val="17"/>
               </w:rPr>
-              <w:t xml:space="preserve">8</w:t>
+              <w:t xml:space="preserve">5</w:t>
             </w:r>
           </w:p>
         </w:tc>
@@ -4232,7 +3062,7 @@
                 <w:sz w:val="17"/>
                 <w:szCs w:val="17"/>
               </w:rPr>
-              <w:t xml:space="preserve">Concurrency control is the highest-risk item in the sprint; the team took the higher estimate because of uncertainty, not volume of code.</w:t>
+              <w:t xml:space="preserve">Everyone priced the filter itself. Nobody priced wiring it to the live availability service, which is why it was the story that slipped.</w:t>
             </w:r>
           </w:p>
         </w:tc>
@@ -4268,7 +3098,7 @@
                 <w:sz w:val="17"/>
                 <w:szCs w:val="17"/>
               </w:rPr>
-              <w:t xml:space="preserve">2.4 Show pre-order on manager terminal</w:t>
+              <w:t xml:space="preserve">1.4 Reject overlapping reservations</w:t>
             </w:r>
           </w:p>
         </w:tc>
@@ -4299,7 +3129,7 @@
                 <w:sz w:val="17"/>
                 <w:szCs w:val="17"/>
               </w:rPr>
-              <w:t xml:space="preserve">3 / 3 / 5</w:t>
+              <w:t xml:space="preserve">5 / 8 / 8</w:t>
             </w:r>
           </w:p>
         </w:tc>
@@ -4330,7 +3160,7 @@
                 <w:sz w:val="17"/>
                 <w:szCs w:val="17"/>
               </w:rPr>
-              <w:t xml:space="preserve">3</w:t>
+              <w:t xml:space="preserve">8</w:t>
             </w:r>
           </w:p>
         </w:tc>
@@ -4361,7 +3191,7 @@
                 <w:sz w:val="17"/>
                 <w:szCs w:val="17"/>
               </w:rPr>
-              <w:t xml:space="preserve">Read-only view over data that already exists — quick agreement.</w:t>
+              <w:t xml:space="preserve">Concurrency control is the highest-risk item in the epic; the team took the higher estimate because of uncertainty, not volume of code.</w:t>
             </w:r>
           </w:p>
         </w:tc>
@@ -4398,7 +3228,7 @@
                 <w:sz w:val="17"/>
                 <w:szCs w:val="17"/>
               </w:rPr>
-              <w:t xml:space="preserve">3.2 Compute cook-start times</w:t>
+              <w:t xml:space="preserve">1.5 Cancel a reservation</w:t>
             </w:r>
           </w:p>
         </w:tc>
@@ -4430,7 +3260,7 @@
                 <w:sz w:val="17"/>
                 <w:szCs w:val="17"/>
               </w:rPr>
-              <w:t xml:space="preserve">5 / 8 / 13</w:t>
+              <w:t xml:space="preserve">3 / 3 / 5</w:t>
             </w:r>
           </w:p>
         </w:tc>
@@ -4462,7 +3292,7 @@
                 <w:sz w:val="17"/>
                 <w:szCs w:val="17"/>
               </w:rPr>
-              <w:t xml:space="preserve">8</w:t>
+              <w:t xml:space="preserve">3</w:t>
             </w:r>
           </w:p>
         </w:tc>
@@ -4494,136 +3324,7 @@
                 <w:sz w:val="17"/>
                 <w:szCs w:val="17"/>
               </w:rPr>
-              <w:t xml:space="preserve">Spread came from edge cases (items sharing a station, overlapping bookings); parked as a spike rather than inflating the estimate to 13.</w:t>
-            </w:r>
-          </w:p>
-        </w:tc>
-      </w:tr>
-      <w:tr>
-        <w:trPr>
-          <w:cantSplit/>
-        </w:trPr>
-        <w:tc>
-          <w:tcPr>
-            <w:tcW w:type="dxa" w:w="3000"/>
-            <w:tcMar>
-              <w:top w:type="dxa" w:w="40"/>
-              <w:left w:type="dxa" w:w="70"/>
-              <w:bottom w:type="dxa" w:w="40"/>
-              <w:right w:type="dxa" w:w="70"/>
-            </w:tcMar>
-            <w:vAlign w:val="center"/>
-          </w:tcPr>
-          <w:p>
-            <w:pPr>
-              <w:spacing w:after="20" w:before="20"/>
-              <w:jc w:val="left"/>
-            </w:pPr>
-            <w:r>
-              <w:rPr>
-                <w:rFonts w:ascii="Calibri" w:cs="Calibri" w:eastAsia="Calibri" w:hAnsi="Calibri"/>
-                <w:b w:val="false"/>
-                <w:bCs w:val="false"/>
-                <w:i w:val="false"/>
-                <w:iCs w:val="false"/>
-                <w:color w:val="000000"/>
-                <w:sz w:val="17"/>
-                <w:szCs w:val="17"/>
-              </w:rPr>
-              <w:t xml:space="preserve">4.2 Store payment tokens, never card data</w:t>
-            </w:r>
-          </w:p>
-        </w:tc>
-        <w:tc>
-          <w:tcPr>
-            <w:tcW w:type="dxa" w:w="1500"/>
-            <w:tcMar>
-              <w:top w:type="dxa" w:w="40"/>
-              <w:left w:type="dxa" w:w="70"/>
-              <w:bottom w:type="dxa" w:w="40"/>
-              <w:right w:type="dxa" w:w="70"/>
-            </w:tcMar>
-            <w:vAlign w:val="center"/>
-          </w:tcPr>
-          <w:p>
-            <w:pPr>
-              <w:spacing w:after="20" w:before="20"/>
-              <w:jc w:val="center"/>
-            </w:pPr>
-            <w:r>
-              <w:rPr>
-                <w:rFonts w:ascii="Calibri" w:cs="Calibri" w:eastAsia="Calibri" w:hAnsi="Calibri"/>
-                <w:b w:val="false"/>
-                <w:bCs w:val="false"/>
-                <w:i w:val="false"/>
-                <w:iCs w:val="false"/>
-                <w:color w:val="000000"/>
-                <w:sz w:val="17"/>
-                <w:szCs w:val="17"/>
-              </w:rPr>
-              <w:t xml:space="preserve">3 / 5 / 8</w:t>
-            </w:r>
-          </w:p>
-        </w:tc>
-        <w:tc>
-          <w:tcPr>
-            <w:tcW w:type="dxa" w:w="1300"/>
-            <w:tcMar>
-              <w:top w:type="dxa" w:w="40"/>
-              <w:left w:type="dxa" w:w="70"/>
-              <w:bottom w:type="dxa" w:w="40"/>
-              <w:right w:type="dxa" w:w="70"/>
-            </w:tcMar>
-            <w:vAlign w:val="center"/>
-          </w:tcPr>
-          <w:p>
-            <w:pPr>
-              <w:spacing w:after="20" w:before="20"/>
-              <w:jc w:val="center"/>
-            </w:pPr>
-            <w:r>
-              <w:rPr>
-                <w:rFonts w:ascii="Calibri" w:cs="Calibri" w:eastAsia="Calibri" w:hAnsi="Calibri"/>
-                <w:b w:val="false"/>
-                <w:bCs w:val="false"/>
-                <w:i w:val="false"/>
-                <w:iCs w:val="false"/>
-                <w:color w:val="000000"/>
-                <w:sz w:val="17"/>
-                <w:szCs w:val="17"/>
-              </w:rPr>
-              <w:t xml:space="preserve">5</w:t>
-            </w:r>
-          </w:p>
-        </w:tc>
-        <w:tc>
-          <w:tcPr>
-            <w:tcW w:type="dxa" w:w="4600"/>
-            <w:tcMar>
-              <w:top w:type="dxa" w:w="40"/>
-              <w:left w:type="dxa" w:w="70"/>
-              <w:bottom w:type="dxa" w:w="40"/>
-              <w:right w:type="dxa" w:w="70"/>
-            </w:tcMar>
-            <w:vAlign w:val="center"/>
-          </w:tcPr>
-          <w:p>
-            <w:pPr>
-              <w:spacing w:after="20" w:before="20"/>
-              <w:jc w:val="left"/>
-            </w:pPr>
-            <w:r>
-              <w:rPr>
-                <w:rFonts w:ascii="Calibri" w:cs="Calibri" w:eastAsia="Calibri" w:hAnsi="Calibri"/>
-                <w:b w:val="false"/>
-                <w:bCs w:val="false"/>
-                <w:i w:val="false"/>
-                <w:iCs w:val="false"/>
-                <w:color w:val="000000"/>
-                <w:sz w:val="17"/>
-                <w:szCs w:val="17"/>
-              </w:rPr>
-              <w:t xml:space="preserve">Little code, but compliance verification adds effort — the classic case for estimating uncertainty rather than hours.</w:t>
+              <w:t xml:space="preserve">State change plus a cutoff rule over data that already exists — quick agreement.</w:t>
             </w:r>
           </w:p>
         </w:tc>
@@ -4691,7 +3392,7 @@
           <w:sz w:val="18"/>
           <w:szCs w:val="18"/>
         </w:rPr>
-        <w:t xml:space="preserve"> for both sprints, and the Jira exports in screenshots/. The grey guideline is where the team should be assuming linear progress; the red line is the work actually remaining. Sprint 1 tracks close to the guideline through the first four stories, then flattens and stops at 5 points — Story 1.2 was never accepted. Sprint 2 steps down cleanly to zero. Because both sprints were run in one session, the Jira charts compress every step onto the first day; the sequence of values is still the real one.</w:t>
+        <w:t xml:space="preserve"> for both sprints, and the Jira exports in screenshots/. The grey guideline is where the team should be assuming linear progress; the red line is the work actually remaining. Sprint 1 steps down twice and then flattens at 5 points, because Story 1.2 was never accepted. Sprint 2 steps down cleanly to zero. The Jira exports in Appendix B differ in two ways worth explaining: the Sprint 1 line spikes to 29 because stories were moved in and out after the sprint had started, and it finishes at zero rather than 5 because Jira removes the incomplete story from the sprint at the moment the sprint is completed. Because both sprints were run in one session, the Jira charts compress every step onto the first day; the sequence of values is still the real one.</w:t>
       </w:r>
     </w:p>
     <w:p>
@@ -4748,7 +3449,7 @@
           <w:sz w:val="18"/>
           <w:szCs w:val="18"/>
         </w:rPr>
-        <w:t xml:space="preserve">Broadly yes, but not evenly. The two 8-point stories sized for risk rather than volume — 1.4 Reject overlapping reservations and 3.2 Compute cook-start times — were accepted without trouble, which suggests the team was right to price uncertainty rather than lines of code. The miss was Story 1.2 Filter tables by slot and party size, estimated at 5 and never finished: the estimate covered writing the filter, not wiring it to the live availability service. Sprint 2 estimates held completely — all 32 committed points were accepted — because they were re-based on what Sprint 1 actually delivered rather than on optimism.</w:t>
+        <w:t xml:space="preserve">Partly. The two stories sized for risk rather than volume — 1.1 View live floor plan at 8 points, and 1.4 Reject overlapping reservations, also 8 — were both accepted without trouble, which suggests the team was right to price uncertainty rather than lines of code. The miss was Story 1.2 Filter tables by slot and party size. Planning Poker produced 3, 5, 5 with almost no discussion, because every estimator priced the filter itself and nobody priced wiring it to the live availability service. The quick agreement was the warning sign, not the reassurance it felt like at the time, and it is the one story that did not finish.</w:t>
       </w:r>
     </w:p>
     <w:p>
@@ -4784,7 +3485,7 @@
           <w:sz w:val="18"/>
           <w:szCs w:val="18"/>
         </w:rPr>
-        <w:t xml:space="preserve">The value ordering was sound: every Highest item (1.4 double-booking prevention, 4.1 payment, 4.2 tokenisation) was delivered inside the first two sprints, and the Low item (4.4 promo code) never competed with them. Two weaknesses showed up in practice. First, dependency ordering rather than value ordering: 5.2 Sync status changes in under 500 ms is still in the backlog even though 1.1 View live floor plan quietly depends on it. Second, and more visible in the sprint reports, the carried-over Story 1.2 was not pulled into Sprint 2 — unfinished work should normally be re-committed ahead of new work, otherwise a half-built feature sits in the backlog ageing while newer stories overtake it.</w:t>
+        <w:t xml:space="preserve">Within the epic, yes. Both Highest stories that make a booking trustworthy — 1.3 Select and hold a table and 1.4 Reject overlapping reservations — were scheduled ahead of the Medium cancellation and no-show work, so the risk of two parties being sent to the same table closed before convenience features were touched. The mistake shows up between the sprints: Story 1.2 was left in the backlog rather than re-committed at the top of Sprint 2. Unfinished work should normally be pulled forward ahead of new stories, otherwise a half-built feature ages while newer work overtakes it. Deferring 1.6 Auto-release a no-show table was the right call — it recovers revenue but nothing depends on it.</w:t>
       </w:r>
     </w:p>
     <w:p>
@@ -4820,7 +3521,7 @@
           <w:sz w:val="18"/>
           <w:szCs w:val="18"/>
         </w:rPr>
-        <w:t xml:space="preserve">Sprint 1 committed 34 points and completed 29 (85 %), finishing with Story 1.2 still in progress. Sprint 2 committed 32 and completed all of it. Two deviations from the plan are worth recording honestly: Sprint 2 was timeboxed at two weeks rather than one, so its velocity is not directly comparable with Sprint 1; and both sprints were simulated inside a single working session, which is why the Jira burndown drops almost vertically against the calendar instead of stepping down day by day. The step sequence itself is accurate — 34 → 26 → 18 → 13 → 8 → 5 in Sprint 1 — because points only burn when a whole story is accepted.</w:t>
+        <w:t xml:space="preserve">Less cleanly than the plan reads, and the Jira burndown shows exactly why. Sprint 1 was started before its contents were correct, so stories were added and removed after the sprint was already running; the remaining-values line spikes to 29 points before settling at the intended 18. The guideline is anchored to the 11 points the sprint held at the moment it started, which is why it does not begin at 18 — a direct illustration of why sprint scope is fixed at planning. From that point the sprint ran as planned: 18 points committed, 13 accepted (Stories 1.1 and 1.3), and Story 1.2 left in progress. Sprint 2 committed 11 points and accepted all of them. Both sprints were simulated in a single session, so the charts compress every step onto the first day.</w:t>
       </w:r>
     </w:p>
     <w:p>
@@ -4856,7 +3557,217 @@
           <w:sz w:val="18"/>
           <w:szCs w:val="18"/>
         </w:rPr>
-        <w:t xml:space="preserve">Across the two sprints the team accepted 29 and then 32 points, so working capacity sits around 30 points, though Sprint 2 needed a two-week window to reach it — which is itself the most useful finding: the one-week timebox in Sprint 1 was the binding constraint, not the estimates. With 38 points left in the backlog (33 unplanned plus the 5-point Story 1.2), that is roughly one and a half more sprints of work. The step shape is the second insight: points arrive in 5- and 8-point jumps, a symptom of stories large enough to hide slippage until late. Splitting the remaining 8-point item (5.2) would make progress visible earlier. Neither sprint finished ahead of the guideline, so the team is not under-committing.</w:t>
+        <w:t xml:space="preserve">The team accepted 13 points and then 11, so working capacity is around 12 points per week against an average commitment of 14.5 — a consistent over-commitment of roughly 20 %. With 10 points still outstanding (Story 1.2 at 5 and Story 1.6 at 5), the epic needs one more short sprint to close. The second lesson is about story size: in Sprint 1 the line moves twice and then flattens, so from the midpoint onwards the chart showed no progress even though work was happening. An 8-point story hides its state until it is accepted. The third lesson is procedural — changing sprint contents after the sprint has started makes the guideline meaningless for the rest of the sprint, because it is calculated from the commitment at start.</w:t>
+      </w:r>
+    </w:p>
+    <w:p>
+      <w:pPr>
+        <w:pBdr>
+          <w:bottom w:val="single" w:color="B4C6E7" w:sz="6" w:space="2"/>
+        </w:pBdr>
+        <w:spacing w:after="90" w:before="220"/>
+      </w:pPr>
+      <w:r>
+        <w:rPr>
+          <w:rFonts w:ascii="Calibri" w:cs="Calibri" w:eastAsia="Calibri" w:hAnsi="Calibri"/>
+          <w:b/>
+          <w:bCs/>
+          <w:i w:val="false"/>
+          <w:iCs w:val="false"/>
+          <w:color w:val="1F3864"/>
+          <w:sz w:val="22"/>
+          <w:szCs w:val="22"/>
+        </w:rPr>
+        <w:t xml:space="preserve">7. Appendix B — Jira evidence</w:t>
+      </w:r>
+    </w:p>
+    <w:p>
+      <w:pPr>
+        <w:spacing w:after="40" w:before="120"/>
+      </w:pPr>
+      <w:r>
+        <w:rPr>
+          <w:rFonts w:ascii="Calibri" w:cs="Calibri" w:eastAsia="Calibri" w:hAnsi="Calibri"/>
+          <w:b/>
+          <w:bCs/>
+          <w:i w:val="false"/>
+          <w:iCs w:val="false"/>
+          <w:color w:val="1F3864"/>
+          <w:sz w:val="17"/>
+          <w:szCs w:val="17"/>
+        </w:rPr>
+        <w:t xml:space="preserve">B1. Sprint 1 active board — work spread across To Do, In Progress and Done</w:t>
+      </w:r>
+    </w:p>
+    <w:p>
+      <w:pPr>
+        <w:spacing w:after="140" w:before="60"/>
+      </w:pPr>
+      <w:r>
+        <w:drawing>
+          <wp:inline distT="0" distB="0" distL="0" distR="0">
+            <wp:extent cx="6096000" cy="3257550"/>
+            <wp:effectExtent t="0" r="0" b="0" l="0"/>
+            <wp:docPr id="1" name="" descr="" title=""/>
+            <wp:cNvGraphicFramePr>
+              <a:graphicFrameLocks xmlns:a="http://schemas.openxmlformats.org/drawingml/2006/main" noChangeAspect="1"/>
+            </wp:cNvGraphicFramePr>
+            <a:graphic xmlns:a="http://schemas.openxmlformats.org/drawingml/2006/main">
+              <a:graphicData uri="http://schemas.openxmlformats.org/drawingml/2006/picture">
+                <pic:pic xmlns:pic="http://schemas.openxmlformats.org/drawingml/2006/picture">
+                  <pic:nvPicPr>
+                    <pic:cNvPr id="0" name="" descr=""/>
+                    <pic:cNvPicPr>
+                      <a:picLocks noChangeAspect="1" noChangeArrowheads="1"/>
+                    </pic:cNvPicPr>
+                  </pic:nvPicPr>
+                  <pic:blipFill>
+                    <a:blip r:embed="rId7" cstate="none"/>
+                    <a:srcRect/>
+                    <a:stretch>
+                      <a:fillRect/>
+                    </a:stretch>
+                  </pic:blipFill>
+                  <pic:spPr bwMode="auto">
+                    <a:xfrm>
+                      <a:off x="0" y="0"/>
+                      <a:ext cx="6096000" cy="3257550"/>
+                    </a:xfrm>
+                    <a:prstGeom prst="rect">
+                      <a:avLst/>
+                    </a:prstGeom>
+                  </pic:spPr>
+                </pic:pic>
+              </a:graphicData>
+            </a:graphic>
+          </wp:inline>
+        </w:drawing>
+      </w:r>
+    </w:p>
+    <w:p>
+      <w:pPr>
+        <w:spacing w:after="40" w:before="120"/>
+      </w:pPr>
+      <w:r>
+        <w:rPr>
+          <w:rFonts w:ascii="Calibri" w:cs="Calibri" w:eastAsia="Calibri" w:hAnsi="Calibri"/>
+          <w:b/>
+          <w:bCs/>
+          <w:i w:val="false"/>
+          <w:iCs w:val="false"/>
+          <w:color w:val="1F3864"/>
+          <w:sz w:val="17"/>
+          <w:szCs w:val="17"/>
+        </w:rPr>
+        <w:t xml:space="preserve">B2. Sprint 1 burndown chart (Story Points)</w:t>
+      </w:r>
+    </w:p>
+    <w:p>
+      <w:pPr>
+        <w:spacing w:after="140" w:before="60"/>
+      </w:pPr>
+      <w:r>
+        <w:drawing>
+          <wp:inline distT="0" distB="0" distL="0" distR="0">
+            <wp:extent cx="6096000" cy="2438400"/>
+            <wp:effectExtent t="0" r="0" b="0" l="0"/>
+            <wp:docPr id="1" name="" descr="" title=""/>
+            <wp:cNvGraphicFramePr>
+              <a:graphicFrameLocks xmlns:a="http://schemas.openxmlformats.org/drawingml/2006/main" noChangeAspect="1"/>
+            </wp:cNvGraphicFramePr>
+            <a:graphic xmlns:a="http://schemas.openxmlformats.org/drawingml/2006/main">
+              <a:graphicData uri="http://schemas.openxmlformats.org/drawingml/2006/picture">
+                <pic:pic xmlns:pic="http://schemas.openxmlformats.org/drawingml/2006/picture">
+                  <pic:nvPicPr>
+                    <pic:cNvPr id="0" name="" descr=""/>
+                    <pic:cNvPicPr>
+                      <a:picLocks noChangeAspect="1" noChangeArrowheads="1"/>
+                    </pic:cNvPicPr>
+                  </pic:nvPicPr>
+                  <pic:blipFill>
+                    <a:blip r:embed="rId8" cstate="none"/>
+                    <a:srcRect/>
+                    <a:stretch>
+                      <a:fillRect/>
+                    </a:stretch>
+                  </pic:blipFill>
+                  <pic:spPr bwMode="auto">
+                    <a:xfrm>
+                      <a:off x="0" y="0"/>
+                      <a:ext cx="6096000" cy="2438400"/>
+                    </a:xfrm>
+                    <a:prstGeom prst="rect">
+                      <a:avLst/>
+                    </a:prstGeom>
+                  </pic:spPr>
+                </pic:pic>
+              </a:graphicData>
+            </a:graphic>
+          </wp:inline>
+        </w:drawing>
+      </w:r>
+    </w:p>
+    <w:p>
+      <w:pPr>
+        <w:spacing w:after="40" w:before="120"/>
+      </w:pPr>
+      <w:r>
+        <w:rPr>
+          <w:rFonts w:ascii="Calibri" w:cs="Calibri" w:eastAsia="Calibri" w:hAnsi="Calibri"/>
+          <w:b/>
+          <w:bCs/>
+          <w:i w:val="false"/>
+          <w:iCs w:val="false"/>
+          <w:color w:val="1F3864"/>
+          <w:sz w:val="17"/>
+          <w:szCs w:val="17"/>
+        </w:rPr>
+        <w:t xml:space="preserve">B3. Sprint 2 burndown chart (Story Points)</w:t>
+      </w:r>
+    </w:p>
+    <w:p>
+      <w:pPr>
+        <w:spacing w:after="140" w:before="60"/>
+      </w:pPr>
+      <w:r>
+        <w:drawing>
+          <wp:inline distT="0" distB="0" distL="0" distR="0">
+            <wp:extent cx="6096000" cy="2505075"/>
+            <wp:effectExtent t="0" r="0" b="0" l="0"/>
+            <wp:docPr id="1" name="" descr="" title=""/>
+            <wp:cNvGraphicFramePr>
+              <a:graphicFrameLocks xmlns:a="http://schemas.openxmlformats.org/drawingml/2006/main" noChangeAspect="1"/>
+            </wp:cNvGraphicFramePr>
+            <a:graphic xmlns:a="http://schemas.openxmlformats.org/drawingml/2006/main">
+              <a:graphicData uri="http://schemas.openxmlformats.org/drawingml/2006/picture">
+                <pic:pic xmlns:pic="http://schemas.openxmlformats.org/drawingml/2006/picture">
+                  <pic:nvPicPr>
+                    <pic:cNvPr id="0" name="" descr=""/>
+                    <pic:cNvPicPr>
+                      <a:picLocks noChangeAspect="1" noChangeArrowheads="1"/>
+                    </pic:cNvPicPr>
+                  </pic:nvPicPr>
+                  <pic:blipFill>
+                    <a:blip r:embed="rId9" cstate="none"/>
+                    <a:srcRect/>
+                    <a:stretch>
+                      <a:fillRect/>
+                    </a:stretch>
+                  </pic:blipFill>
+                  <pic:spPr bwMode="auto">
+                    <a:xfrm>
+                      <a:off x="0" y="0"/>
+                      <a:ext cx="6096000" cy="2505075"/>
+                    </a:xfrm>
+                    <a:prstGeom prst="rect">
+                      <a:avLst/>
+                    </a:prstGeom>
+                  </pic:spPr>
+                </pic:pic>
+              </a:graphicData>
+            </a:graphic>
+          </wp:inline>
+        </w:drawing>
       </w:r>
     </w:p>
     <w:sectPr>
